--- a/output/writing/graubard/PCCGraubard_proposal_revised.docx
+++ b/output/writing/graubard/PCCGraubard_proposal_revised.docx
@@ -9,20 +9,68 @@
           <w:bCs/>
         </w:rPr>
       </w:pPr>
-      <w:commentRangeStart w:id="0"/>
       <w:r>
         <w:rPr>
           <w:b/>
           <w:bCs/>
         </w:rPr>
-        <w:t>Using stream characteristics to predict summer-run coho in southeast Alaska</w:t>
-      </w:r>
-      <w:commentRangeEnd w:id="0"/>
-      <w:r>
-        <w:rPr>
-          <w:rStyle w:val="CommentReference"/>
-        </w:rPr>
-        <w:commentReference w:id="0"/>
+        <w:t>R</w:t>
+      </w:r>
+      <w:r>
+        <w:rPr>
+          <w:b/>
+          <w:bCs/>
+        </w:rPr>
+        <w:t>iver geomorphology and hydrologic climate</w:t>
+      </w:r>
+      <w:r>
+        <w:rPr>
+          <w:b/>
+          <w:bCs/>
+        </w:rPr>
+        <w:t xml:space="preserve"> as p</w:t>
+      </w:r>
+      <w:r>
+        <w:rPr>
+          <w:b/>
+          <w:bCs/>
+        </w:rPr>
+        <w:t>redict</w:t>
+      </w:r>
+      <w:r>
+        <w:rPr>
+          <w:b/>
+          <w:bCs/>
+        </w:rPr>
+        <w:t xml:space="preserve">ors of elusive </w:t>
+      </w:r>
+      <w:r>
+        <w:rPr>
+          <w:b/>
+          <w:bCs/>
+        </w:rPr>
+        <w:t xml:space="preserve">summer-run coho </w:t>
+      </w:r>
+      <w:r>
+        <w:rPr>
+          <w:b/>
+          <w:bCs/>
+        </w:rPr>
+        <w:t xml:space="preserve">salmon </w:t>
+      </w:r>
+      <w:r>
+        <w:rPr>
+          <w:b/>
+          <w:bCs/>
+        </w:rPr>
+        <w:t>in southeast Alaska</w:t>
+      </w:r>
+      <w:r>
+        <w:rPr>
+          <w:b/>
+          <w:bCs/>
+        </w:rPr>
+        <w:t xml:space="preserve"> </w:t>
       </w:r>
     </w:p>
     <w:p>
@@ -30,17 +78,90 @@
         <w:pStyle w:val="ListParagraph"/>
         <w:spacing w:after="0" w:line="240" w:lineRule="auto"/>
         <w:ind w:left="360"/>
-        <w:rPr>
-          <w:rFonts w:cstheme="minorHAnsi"/>
-          <w:color w:val="202122"/>
-          <w:shd w:val="clear" w:color="auto" w:fill="FFFFFF"/>
-        </w:rPr>
-      </w:pPr>
-      <w:commentRangeStart w:id="1"/>
-      <w:commentRangeStart w:id="2"/>
-      <w:commentRangeStart w:id="3"/>
-      <w:r>
-        <w:t xml:space="preserve">Summer-run coho salmon </w:t>
+      </w:pPr>
+      <w:r>
+        <w:t xml:space="preserve">Alaskan </w:t>
+      </w:r>
+      <w:r>
+        <w:t>climate</w:t>
+      </w:r>
+      <w:r>
+        <w:t xml:space="preserve"> patterns are projected to be both significantly warmer</w:t>
+      </w:r>
+      <w:r>
+        <w:t xml:space="preserve"> (average increase of </w:t>
+      </w:r>
+      <w:r>
+        <w:t>8.1</w:t>
+      </w:r>
+      <w:r>
+        <w:t>°F – 14.2</w:t>
+      </w:r>
+      <w:r>
+        <w:t>°F</w:t>
+      </w:r>
+      <w:r>
+        <w:t>)</w:t>
+      </w:r>
+      <w:r>
+        <w:t xml:space="preserve"> and </w:t>
+      </w:r>
+      <w:r>
+        <w:t xml:space="preserve">generally </w:t>
+      </w:r>
+      <w:r>
+        <w:t>wetter by the end of the 21</w:t>
+      </w:r>
+      <w:r>
+        <w:rPr>
+          <w:vertAlign w:val="superscript"/>
+        </w:rPr>
+        <w:t>st</w:t>
+      </w:r>
+      <w:r>
+        <w:t xml:space="preserve"> century</w:t>
+      </w:r>
+      <w:r>
+        <w:t>, w</w:t>
+      </w:r>
+      <w:r>
+        <w:t xml:space="preserve">ith precipitation patterns expected to be characterized by increased variability and more precipitation falling as rain rather than snow (U.S. Department of Agriculture 2025). These shifts are anticipated to have substantial impacts on hydrologic </w:t>
+      </w:r>
+      <w:r>
+        <w:t xml:space="preserve">processes </w:t>
+      </w:r>
+      <w:r>
+        <w:t>throughout the region</w:t>
+      </w:r>
+      <w:r>
+        <w:t>, which will in turn affect the survival of freshwater species</w:t>
+      </w:r>
+      <w:r>
+        <w:t xml:space="preserve"> and populations</w:t>
+      </w:r>
+      <w:r>
+        <w:t xml:space="preserve"> </w:t>
+      </w:r>
+      <w:r>
+        <w:t>within</w:t>
+      </w:r>
+      <w:r>
+        <w:t xml:space="preserve"> their native ranges (Mizukami et al. 2022, Leppi et al. 201</w:t>
+      </w:r>
+      <w:r>
+        <w:t>4</w:t>
+      </w:r>
+      <w:r>
+        <w:t>).</w:t>
+      </w:r>
+      <w:r>
+        <w:t xml:space="preserve"> One such population,</w:t>
+      </w:r>
+      <w:r>
+        <w:t xml:space="preserve"> s</w:t>
+      </w:r>
+      <w:r>
+        <w:t xml:space="preserve">ummer-run coho salmon </w:t>
       </w:r>
       <w:r>
         <w:rPr>
@@ -94,200 +215,33 @@
           <w:color w:val="202122"/>
           <w:shd w:val="clear" w:color="auto" w:fill="FFFFFF"/>
         </w:rPr>
-        <w:t xml:space="preserve"> in southeast Alaska</w:t>
-      </w:r>
-      <w:r>
-        <w:t xml:space="preserve"> are an elusive population that has heretofore been largely overlooked in both academic and management contexts. </w:t>
-      </w:r>
-      <w:r>
-        <w:t xml:space="preserve">The study and management of rare and elusive species or populations </w:t>
-      </w:r>
-      <w:r>
-        <w:t xml:space="preserve">often comes at </w:t>
-      </w:r>
-      <w:r>
-        <w:t>excessive</w:t>
+        <w:t>,</w:t>
       </w:r>
       <w:r>
         <w:t xml:space="preserve"> </w:t>
       </w:r>
-      <w:r>
-        <w:t>cost</w:t>
-      </w:r>
-      <w:r>
-        <w:t xml:space="preserve">, </w:t>
-      </w:r>
-      <w:r>
-        <w:t>which may in turn r</w:t>
-      </w:r>
-      <w:r>
-        <w:t>esult in poor</w:t>
-      </w:r>
-      <w:r>
-        <w:t xml:space="preserve"> understanding </w:t>
-      </w:r>
-      <w:r>
-        <w:t>of</w:t>
-      </w:r>
-      <w:r>
-        <w:t xml:space="preserve"> these groups’</w:t>
-      </w:r>
-      <w:r>
-        <w:t xml:space="preserve"> </w:t>
-      </w:r>
-      <w:r>
-        <w:t>life histories and roles in larger ecosystems (Thompson 2013). The</w:t>
-      </w:r>
-      <w:r>
-        <w:t>se</w:t>
-      </w:r>
-      <w:r>
-        <w:t xml:space="preserve"> costs </w:t>
-      </w:r>
-      <w:r>
-        <w:t xml:space="preserve">can </w:t>
-      </w:r>
-      <w:r>
-        <w:t xml:space="preserve">be reduced given some foreknowledge of the likelihood associated with encountering populations at </w:t>
-      </w:r>
-      <w:r>
-        <w:t xml:space="preserve">specific </w:t>
-      </w:r>
-      <w:r>
-        <w:t>locations</w:t>
-      </w:r>
-      <w:r>
-        <w:t xml:space="preserve">. </w:t>
-      </w:r>
-      <w:r>
-        <w:t>R</w:t>
-      </w:r>
-      <w:r>
-        <w:t>esearch focused on predicting occupancy based on habitat features is</w:t>
-      </w:r>
-      <w:r>
-        <w:t>, therefore,</w:t>
-      </w:r>
-      <w:r>
-        <w:t xml:space="preserve"> not uncommon (Vale et al. 2016, Burnham et al. 2021, Zlonis et al. 2022).</w:t>
-      </w:r>
-      <w:r>
-        <w:t xml:space="preserve"> </w:t>
-      </w:r>
-      <w:r>
-        <w:t xml:space="preserve">Throughout their native range, coho </w:t>
-      </w:r>
-      <w:r>
-        <w:rPr>
-          <w:rFonts w:cstheme="minorHAnsi"/>
-          <w:color w:val="202122"/>
-          <w:shd w:val="clear" w:color="auto" w:fill="FFFFFF"/>
-        </w:rPr>
-        <w:t xml:space="preserve">are </w:t>
-      </w:r>
-      <w:r>
-        <w:rPr>
-          <w:rFonts w:cstheme="minorHAnsi"/>
-          <w:color w:val="202122"/>
-          <w:shd w:val="clear" w:color="auto" w:fill="FFFFFF"/>
-        </w:rPr>
-        <w:t>typically</w:t>
-      </w:r>
-      <w:r>
-        <w:rPr>
-          <w:rFonts w:cstheme="minorHAnsi"/>
-          <w:color w:val="202122"/>
-          <w:shd w:val="clear" w:color="auto" w:fill="FFFFFF"/>
-        </w:rPr>
-        <w:t xml:space="preserve"> associated with a spawning season beginning in the fall and concluding late in the year </w:t>
-      </w:r>
-      <w:r>
-        <w:rPr>
-          <w:rFonts w:cstheme="minorHAnsi"/>
-          <w:color w:val="202122"/>
-          <w:shd w:val="clear" w:color="auto" w:fill="FFFFFF"/>
-        </w:rPr>
-        <w:t>(</w:t>
-      </w:r>
-      <w:r>
-        <w:t>Theriault et al. 2010, Quinn 2018, Alaska Department of Fish and Game 2025).</w:t>
-      </w:r>
-      <w:r>
-        <w:rPr>
-          <w:rFonts w:cstheme="minorHAnsi"/>
-          <w:color w:val="202122"/>
-          <w:shd w:val="clear" w:color="auto" w:fill="FFFFFF"/>
-        </w:rPr>
-        <w:t xml:space="preserve"> The late-season run</w:t>
-      </w:r>
-      <w:r>
-        <w:rPr>
-          <w:rFonts w:cstheme="minorHAnsi"/>
-          <w:color w:val="202122"/>
-          <w:shd w:val="clear" w:color="auto" w:fill="FFFFFF"/>
-        </w:rPr>
-        <w:t xml:space="preserve"> </w:t>
-      </w:r>
-      <w:r>
-        <w:rPr>
-          <w:rFonts w:cstheme="minorHAnsi"/>
-          <w:color w:val="202122"/>
-          <w:shd w:val="clear" w:color="auto" w:fill="FFFFFF"/>
-        </w:rPr>
-        <w:t>timing of fall coho tends to coincide with heavier rainfall and higher water levels in streams, providing an advantage to coho attempting to reach spawning grounds inaccessible to other Pacific salmon species (Quinn 2018). However, throughout this same range, there are known instances of far less abundant summer coho runs</w:t>
-      </w:r>
-      <w:r>
-        <w:rPr>
-          <w:rFonts w:cstheme="minorHAnsi"/>
-          <w:color w:val="202122"/>
-          <w:shd w:val="clear" w:color="auto" w:fill="FFFFFF"/>
-        </w:rPr>
-        <w:t>, most notably in</w:t>
-      </w:r>
-      <w:r>
-        <w:rPr>
-          <w:rFonts w:cstheme="minorHAnsi"/>
-          <w:color w:val="202122"/>
-          <w:shd w:val="clear" w:color="auto" w:fill="FFFFFF"/>
-        </w:rPr>
-        <w:t xml:space="preserve"> </w:t>
-      </w:r>
-      <w:r>
-        <w:rPr>
-          <w:rFonts w:cstheme="minorHAnsi"/>
-          <w:color w:val="202122"/>
-          <w:shd w:val="clear" w:color="auto" w:fill="FFFFFF"/>
-        </w:rPr>
-        <w:t>t</w:t>
-      </w:r>
-      <w:r>
-        <w:rPr>
-          <w:rFonts w:cstheme="minorHAnsi"/>
-          <w:color w:val="202122"/>
-          <w:shd w:val="clear" w:color="auto" w:fill="FFFFFF"/>
-        </w:rPr>
-        <w:t xml:space="preserve">he Sol Duc and Quillayute rivers on Washington’s Olympic Peninsula (National Park Service 2025). </w:t>
-      </w:r>
-      <w:commentRangeEnd w:id="1"/>
-      <w:r>
-        <w:rPr>
-          <w:rStyle w:val="CommentReference"/>
-        </w:rPr>
-        <w:commentReference w:id="1"/>
-      </w:r>
-      <w:commentRangeEnd w:id="2"/>
-      <w:r>
-        <w:rPr>
-          <w:rStyle w:val="CommentReference"/>
-        </w:rPr>
-        <w:commentReference w:id="2"/>
-      </w:r>
-      <w:commentRangeEnd w:id="3"/>
-      <w:r>
-        <w:rPr>
-          <w:rStyle w:val="CommentReference"/>
-        </w:rPr>
-        <w:commentReference w:id="3"/>
+      <w:proofErr w:type="gramStart"/>
+      <w:r>
+        <w:t>are</w:t>
+      </w:r>
+      <w:proofErr w:type="gramEnd"/>
+      <w:r>
+        <w:t xml:space="preserve"> an elusive </w:t>
+      </w:r>
+      <w:r>
+        <w:t>group</w:t>
+      </w:r>
+      <w:r>
+        <w:t xml:space="preserve"> that has heretofore been largely overlooked in both academic and management contexts. </w:t>
+      </w:r>
+      <w:r>
+        <w:t>In the face of shifting hydrology, it is essential to better understand where these fish are found and where they are</w:t>
+      </w:r>
+      <w:r>
+        <w:t xml:space="preserve"> most threatened by </w:t>
+      </w:r>
+      <w:r>
+        <w:t>changes to their habitat.</w:t>
       </w:r>
     </w:p>
     <w:p>
@@ -295,11 +249,6 @@
         <w:pStyle w:val="ListParagraph"/>
         <w:spacing w:after="0" w:line="240" w:lineRule="auto"/>
         <w:ind w:left="360"/>
-        <w:rPr>
-          <w:rFonts w:cstheme="minorHAnsi"/>
-          <w:color w:val="202122"/>
-          <w:shd w:val="clear" w:color="auto" w:fill="FFFFFF"/>
-        </w:rPr>
       </w:pPr>
     </w:p>
     <w:p>
@@ -314,12 +263,190 @@
         </w:rPr>
       </w:pPr>
       <w:r>
-        <w:rPr>
-          <w:rFonts w:cstheme="minorHAnsi"/>
-          <w:color w:val="202122"/>
-          <w:shd w:val="clear" w:color="auto" w:fill="FFFFFF"/>
-        </w:rPr>
-        <w:t xml:space="preserve">While these summer-run coho runs are known to exist, research </w:t>
+        <w:t xml:space="preserve">The study and management of rare and elusive species or populations </w:t>
+      </w:r>
+      <w:r>
+        <w:t xml:space="preserve">often </w:t>
+      </w:r>
+      <w:proofErr w:type="gramStart"/>
+      <w:r>
+        <w:t>come</w:t>
+      </w:r>
+      <w:r>
+        <w:t>s</w:t>
+      </w:r>
+      <w:proofErr w:type="gramEnd"/>
+      <w:r>
+        <w:t xml:space="preserve"> at </w:t>
+      </w:r>
+      <w:r>
+        <w:t>excessive</w:t>
+      </w:r>
+      <w:r>
+        <w:t xml:space="preserve"> </w:t>
+      </w:r>
+      <w:r>
+        <w:t>cost</w:t>
+      </w:r>
+      <w:r>
+        <w:t xml:space="preserve">, </w:t>
+      </w:r>
+      <w:r>
+        <w:t xml:space="preserve">which in turn </w:t>
+      </w:r>
+      <w:r>
+        <w:t xml:space="preserve">may </w:t>
+      </w:r>
+      <w:r>
+        <w:t>r</w:t>
+      </w:r>
+      <w:r>
+        <w:t>esult in poor</w:t>
+      </w:r>
+      <w:r>
+        <w:t xml:space="preserve"> understanding </w:t>
+      </w:r>
+      <w:r>
+        <w:t>of</w:t>
+      </w:r>
+      <w:r>
+        <w:t xml:space="preserve"> these groups’</w:t>
+      </w:r>
+      <w:r>
+        <w:t xml:space="preserve"> </w:t>
+      </w:r>
+      <w:r>
+        <w:t>life histories and roles in larger ecosystems (Thompson 2013). The</w:t>
+      </w:r>
+      <w:r>
+        <w:t>se</w:t>
+      </w:r>
+      <w:r>
+        <w:t xml:space="preserve"> costs </w:t>
+      </w:r>
+      <w:r>
+        <w:t xml:space="preserve">can </w:t>
+      </w:r>
+      <w:r>
+        <w:t xml:space="preserve">be reduced given some foreknowledge of the likelihood associated with encountering populations at </w:t>
+      </w:r>
+      <w:r>
+        <w:t xml:space="preserve">specific </w:t>
+      </w:r>
+      <w:r>
+        <w:t>locations</w:t>
+      </w:r>
+      <w:r>
+        <w:t xml:space="preserve">. </w:t>
+      </w:r>
+      <w:r>
+        <w:t>R</w:t>
+      </w:r>
+      <w:r>
+        <w:t>esearch focused on predicting occupancy based on habitat features is</w:t>
+      </w:r>
+      <w:r>
+        <w:t>, therefore,</w:t>
+      </w:r>
+      <w:r>
+        <w:t xml:space="preserve"> not uncommon (Vale et al. 2016, Burnham et al. 2021, Zlonis et al. 2022).</w:t>
+      </w:r>
+      <w:r>
+        <w:t xml:space="preserve"> </w:t>
+      </w:r>
+      <w:r>
+        <w:t xml:space="preserve">Throughout their native range, coho </w:t>
+      </w:r>
+      <w:r>
+        <w:rPr>
+          <w:rFonts w:cstheme="minorHAnsi"/>
+          <w:color w:val="202122"/>
+          <w:shd w:val="clear" w:color="auto" w:fill="FFFFFF"/>
+        </w:rPr>
+        <w:t xml:space="preserve">are </w:t>
+      </w:r>
+      <w:r>
+        <w:rPr>
+          <w:rFonts w:cstheme="minorHAnsi"/>
+          <w:color w:val="202122"/>
+          <w:shd w:val="clear" w:color="auto" w:fill="FFFFFF"/>
+        </w:rPr>
+        <w:t>typically</w:t>
+      </w:r>
+      <w:r>
+        <w:rPr>
+          <w:rFonts w:cstheme="minorHAnsi"/>
+          <w:color w:val="202122"/>
+          <w:shd w:val="clear" w:color="auto" w:fill="FFFFFF"/>
+        </w:rPr>
+        <w:t xml:space="preserve"> associated with a spawning season beginning in the fall and concluding late in the year </w:t>
+      </w:r>
+      <w:r>
+        <w:rPr>
+          <w:rFonts w:cstheme="minorHAnsi"/>
+          <w:color w:val="202122"/>
+          <w:shd w:val="clear" w:color="auto" w:fill="FFFFFF"/>
+        </w:rPr>
+        <w:t>(</w:t>
+      </w:r>
+      <w:r>
+        <w:t>Theriault et al. 2010, Quinn 2018, Alaska Department of Fish and Game 2025).</w:t>
+      </w:r>
+      <w:r>
+        <w:rPr>
+          <w:rFonts w:cstheme="minorHAnsi"/>
+          <w:color w:val="202122"/>
+          <w:shd w:val="clear" w:color="auto" w:fill="FFFFFF"/>
+        </w:rPr>
+        <w:t xml:space="preserve"> The late-season run</w:t>
+      </w:r>
+      <w:r>
+        <w:rPr>
+          <w:rFonts w:cstheme="minorHAnsi"/>
+          <w:color w:val="202122"/>
+          <w:shd w:val="clear" w:color="auto" w:fill="FFFFFF"/>
+        </w:rPr>
+        <w:t xml:space="preserve"> </w:t>
+      </w:r>
+      <w:r>
+        <w:rPr>
+          <w:rFonts w:cstheme="minorHAnsi"/>
+          <w:color w:val="202122"/>
+          <w:shd w:val="clear" w:color="auto" w:fill="FFFFFF"/>
+        </w:rPr>
+        <w:t>timing of fall coho tends to coincide with heavier rainfall and higher water levels in streams, providing an advantage to coho attempting to reach spawning grounds inaccessible to other Pacific salmon species (Quinn 2018). However, throughout this same range, there are known instances of far less abundant summer coho runs</w:t>
+      </w:r>
+      <w:r>
+        <w:rPr>
+          <w:rFonts w:cstheme="minorHAnsi"/>
+          <w:color w:val="202122"/>
+          <w:shd w:val="clear" w:color="auto" w:fill="FFFFFF"/>
+        </w:rPr>
+        <w:t>, most notably in</w:t>
+      </w:r>
+      <w:r>
+        <w:rPr>
+          <w:rFonts w:cstheme="minorHAnsi"/>
+          <w:color w:val="202122"/>
+          <w:shd w:val="clear" w:color="auto" w:fill="FFFFFF"/>
+        </w:rPr>
+        <w:t xml:space="preserve"> </w:t>
+      </w:r>
+      <w:r>
+        <w:rPr>
+          <w:rFonts w:cstheme="minorHAnsi"/>
+          <w:color w:val="202122"/>
+          <w:shd w:val="clear" w:color="auto" w:fill="FFFFFF"/>
+        </w:rPr>
+        <w:t>t</w:t>
+      </w:r>
+      <w:r>
+        <w:rPr>
+          <w:rFonts w:cstheme="minorHAnsi"/>
+          <w:color w:val="202122"/>
+          <w:shd w:val="clear" w:color="auto" w:fill="FFFFFF"/>
+        </w:rPr>
+        <w:t xml:space="preserve">he Sol Duc and Quillayute rivers on Washington’s Olympic Peninsula (National Park Service 2025). While these summer-run coho runs are known to exist, research </w:t>
       </w:r>
       <w:r>
         <w:rPr>
@@ -532,7 +659,7 @@
         <w:t xml:space="preserve"> found. (T. Fish and A. Piston</w:t>
       </w:r>
       <w:r>
-        <w:t xml:space="preserve"> – Alaska Department of Fish and Game, oral communication, </w:t>
+        <w:t xml:space="preserve"> – Alaska Department of Fish and Game, </w:t>
       </w:r>
       <w:r>
         <w:rPr>
@@ -644,7 +771,16 @@
           <w:color w:val="202122"/>
           <w:shd w:val="clear" w:color="auto" w:fill="FFFFFF"/>
         </w:rPr>
-        <w:t xml:space="preserve"> less time spent at sea feeding during summer months</w:t>
+        <w:t xml:space="preserve"> less time spent at sea feeding </w:t>
+      </w:r>
+      <w:r>
+        <w:rPr>
+          <w:rFonts w:cstheme="minorHAnsi"/>
+          <w:color w:val="202122"/>
+          <w:shd w:val="clear" w:color="auto" w:fill="FFFFFF"/>
+        </w:rPr>
+        <w:lastRenderedPageBreak/>
+        <w:t>during summer months</w:t>
       </w:r>
       <w:r>
         <w:rPr>
@@ -684,7 +820,25 @@
           <w:color w:val="202122"/>
           <w:shd w:val="clear" w:color="auto" w:fill="FFFFFF"/>
         </w:rPr>
-        <w:t xml:space="preserve"> navigate in-stream obstructions which act as barriers to other fish, therefore accessing spawning habitat that fall-run coho are unable to reach. </w:t>
+        <w:t xml:space="preserve"> navigate in-stream obstructions which act as barriers to other fish, therefore accessing spawning </w:t>
+      </w:r>
+      <w:proofErr w:type="gramStart"/>
+      <w:r>
+        <w:rPr>
+          <w:rFonts w:cstheme="minorHAnsi"/>
+          <w:color w:val="202122"/>
+          <w:shd w:val="clear" w:color="auto" w:fill="FFFFFF"/>
+        </w:rPr>
+        <w:t>habitat</w:t>
+      </w:r>
+      <w:proofErr w:type="gramEnd"/>
+      <w:r>
+        <w:rPr>
+          <w:rFonts w:cstheme="minorHAnsi"/>
+          <w:color w:val="202122"/>
+          <w:shd w:val="clear" w:color="auto" w:fill="FFFFFF"/>
+        </w:rPr>
+        <w:t xml:space="preserve"> that fall-run coho are unable to reach. </w:t>
       </w:r>
       <w:r>
         <w:rPr>
@@ -703,7 +857,7 @@
         <w:t>partial barriers must therefore be substantial enough that larger fall-run coho are unable to traverse them, despite the benefit of higher flows during fall months (T. Fish and A. Piston</w:t>
       </w:r>
       <w:r>
-        <w:t xml:space="preserve"> – Alaska Department of Fish and Game, oral communication,</w:t>
+        <w:t xml:space="preserve"> – Alaska Department of Fish and Game,</w:t>
       </w:r>
       <w:r>
         <w:rPr>
@@ -759,24 +913,15 @@
           <w:color w:val="202122"/>
           <w:shd w:val="clear" w:color="auto" w:fill="FFFFFF"/>
         </w:rPr>
-        <w:t xml:space="preserve">Martin </w:t>
-      </w:r>
-      <w:r>
-        <w:rPr>
-          <w:rFonts w:cstheme="minorHAnsi"/>
-          <w:color w:val="202122"/>
-          <w:shd w:val="clear" w:color="auto" w:fill="FFFFFF"/>
-        </w:rPr>
-        <w:lastRenderedPageBreak/>
-        <w:t>Environmental LLC</w:t>
-      </w:r>
-      <w:r>
-        <w:rPr>
-          <w:rFonts w:cstheme="minorHAnsi"/>
-          <w:color w:val="202122"/>
-          <w:shd w:val="clear" w:color="auto" w:fill="FFFFFF"/>
-        </w:rPr>
-        <w:t xml:space="preserve">, oral communication, June 30, 2025). </w:t>
+        <w:t>Martin Environmental LLC</w:t>
+      </w:r>
+      <w:r>
+        <w:rPr>
+          <w:rFonts w:cstheme="minorHAnsi"/>
+          <w:color w:val="202122"/>
+          <w:shd w:val="clear" w:color="auto" w:fill="FFFFFF"/>
+        </w:rPr>
+        <w:t xml:space="preserve">, June 30, 2025). </w:t>
       </w:r>
       <w:r>
         <w:rPr>
@@ -999,33 +1144,22 @@
           <w:color w:val="202122"/>
           <w:shd w:val="clear" w:color="auto" w:fill="FFFFFF"/>
         </w:rPr>
-        <w:t>Data providing spatial locations of known partial barriers and summer-coho populations are provided by the Alaska Department of fish and Game, including a small set of presence-absence location data, as well as a much larger dataset containing presence-only information. S</w:t>
+        <w:t>Data providing spatial locations of known partial barriers and summer-coho populations are provided by the Alaska Department of fish and Game. S</w:t>
       </w:r>
       <w:r>
         <w:t xml:space="preserve">tream-level geomorphology data come from TerrainWorks, a private research team dedicated to the development of “virtual watersheds” using remote sensed digital elevation models. </w:t>
       </w:r>
       <w:r>
-        <w:t>This data relates to physical stream characteristics enumerated at the level of approximately 100m reaches, including (but not limited to) stream flow, gradient, and valley constraint (the ratio of valley-floor width to maximum stream width), which have been shown to be robust proxies for coho intrinsic habitat potential (Burnett et al. 2007</w:t>
-      </w:r>
-      <w:commentRangeStart w:id="4"/>
-      <w:r>
-        <w:t>).</w:t>
+        <w:t>These data include estimates of</w:t>
+      </w:r>
+      <w:r>
+        <w:t xml:space="preserve"> stream flow, gradient, and valley constraint (the ratio of valley-floor width to maximum stream width), which have been shown to be robust proxies for coho intrinsic habitat potential (Burnett et al. 2007).</w:t>
       </w:r>
       <w:r>
         <w:t xml:space="preserve"> Finally, stream temperature data come from the Southeast Alaska Watershed Coalition</w:t>
       </w:r>
       <w:r>
-        <w:t>, including both historical records and projections of temperatures under various future climate regimes</w:t>
-      </w:r>
-      <w:commentRangeEnd w:id="4"/>
-      <w:r>
-        <w:rPr>
-          <w:rStyle w:val="CommentReference"/>
-        </w:rPr>
-        <w:commentReference w:id="4"/>
-      </w:r>
-      <w:r>
-        <w:t xml:space="preserve">. </w:t>
+        <w:t xml:space="preserve">, including both historical records and projections of temperatures under various future climate regimes. </w:t>
       </w:r>
       <w:r>
         <w:t xml:space="preserve"> </w:t>
@@ -1040,7 +1174,7 @@
         <w:t>have been shown to perform well when predicting the spatial distribution of a species based on presence-absence data, with the extent of the data available influencing this model’s predictive ability (Carlos-Junior et al. 2020).</w:t>
       </w:r>
       <w:r>
-        <w:t xml:space="preserve"> When fitted using presence-only data, binomial GLMs are still able to make predictions, but model fit must be evaluated using a presence-background approach, in which pseudo-absences are generated from background data before proceeding through a typical presence-absence modeling framework (Li &amp; Guo 2013).</w:t>
+        <w:t xml:space="preserve"> </w:t>
       </w:r>
     </w:p>
     <w:p>
@@ -1055,9 +1189,19 @@
         <w:pStyle w:val="ListParagraph"/>
         <w:spacing w:after="0" w:line="240" w:lineRule="auto"/>
         <w:ind w:left="360"/>
-      </w:pPr>
-      <w:r>
-        <w:t xml:space="preserve">This work will fill knowledge gaps in both the ecological understanding of summer-run coho as well as regulatory agencies’ ability to monitor and manage these fish. Being able to accurately predict which physical features </w:t>
+        <w:rPr>
+          <w:b/>
+          <w:bCs/>
+        </w:rPr>
+      </w:pPr>
+      <w:r>
+        <w:t xml:space="preserve">This work will fill knowledge gaps in both the ecological understanding of summer-run coho as well as regulatory agencies’ ability to monitor and manage these fish. </w:t>
+      </w:r>
+      <w:r>
+        <w:t xml:space="preserve">Funding from the PCC Graubard Fellowship will enable the development of models able to </w:t>
+      </w:r>
+      <w:r>
+        <w:t xml:space="preserve">accurately predict which physical features </w:t>
       </w:r>
       <w:r>
         <w:t xml:space="preserve">and temperature regimes are </w:t>
@@ -1069,10 +1213,25 @@
         <w:t xml:space="preserve">to </w:t>
       </w:r>
       <w:r>
-        <w:t xml:space="preserve">indicate the presence of summer-run coho will make these populations easier to study, and therefore enable assessments of abundance, threat levels, genetic history, and positioning within ecosystems. </w:t>
-      </w:r>
-      <w:r>
-        <w:t xml:space="preserve">Furthermore, evaluating which populations may be most threatened by shifting future climate will enable </w:t>
+        <w:t>indicate the presence of summer-run coho</w:t>
+      </w:r>
+      <w:r>
+        <w:t>, making</w:t>
+      </w:r>
+      <w:r>
+        <w:t xml:space="preserve"> these populations easier to study</w:t>
+      </w:r>
+      <w:r>
+        <w:t xml:space="preserve"> and </w:t>
+      </w:r>
+      <w:r>
+        <w:t>enabl</w:t>
+      </w:r>
+      <w:r>
+        <w:t>ing</w:t>
+      </w:r>
+      <w:r>
+        <w:t xml:space="preserve"> </w:t>
       </w:r>
       <w:r>
         <w:t xml:space="preserve">fisheries managers </w:t>
@@ -1084,16 +1243,23 @@
         <w:t xml:space="preserve">o regulate commercial and sport fishing activities </w:t>
       </w:r>
       <w:r>
-        <w:t>and</w:t>
-      </w:r>
-      <w:r>
-        <w:t xml:space="preserve"> ensure the long-term survival of </w:t>
+        <w:t xml:space="preserve">to </w:t>
+      </w:r>
+      <w:r>
+        <w:t xml:space="preserve">ensure the long-term survival of </w:t>
       </w:r>
       <w:r>
         <w:t xml:space="preserve">southeast Alaska’s </w:t>
       </w:r>
       <w:r>
         <w:t>summer-run coho.</w:t>
+      </w:r>
+      <w:r>
+        <w:rPr>
+          <w:b/>
+          <w:bCs/>
+        </w:rPr>
+        <w:br w:type="page"/>
       </w:r>
     </w:p>
     <w:p>
@@ -1121,7 +1287,7 @@
       <w:r>
         <w:t xml:space="preserve">Alaska Department of Fish and Game. 2025. Prince of Wales Management Area – Fishing Information. Available at: </w:t>
       </w:r>
-      <w:hyperlink r:id="rId9" w:history="1">
+      <w:hyperlink r:id="rId5" w:history="1">
         <w:r>
           <w:rPr>
             <w:rStyle w:val="Hyperlink"/>
@@ -1174,7 +1340,15 @@
         <w:t xml:space="preserve">Journal of Experimental Marine Biology and Ecology </w:t>
       </w:r>
       <w:r>
-        <w:t>537, 11 pp.</w:t>
+        <w:t xml:space="preserve">537, 11 </w:t>
+      </w:r>
+      <w:proofErr w:type="gramStart"/>
+      <w:r>
+        <w:t>pp</w:t>
+      </w:r>
+      <w:proofErr w:type="gramEnd"/>
+      <w:r>
+        <w:t>.</w:t>
       </w:r>
     </w:p>
     <w:p>
@@ -1193,7 +1367,15 @@
         <w:t>PeerJ</w:t>
       </w:r>
       <w:r>
-        <w:t xml:space="preserve"> 8: 21 pp.</w:t>
+        <w:t xml:space="preserve"> 8: 21 </w:t>
+      </w:r>
+      <w:proofErr w:type="gramStart"/>
+      <w:r>
+        <w:t>pp</w:t>
+      </w:r>
+      <w:proofErr w:type="gramEnd"/>
+      <w:r>
+        <w:t>.</w:t>
       </w:r>
     </w:p>
     <w:p>
@@ -1202,17 +1384,17 @@
         <w:ind w:left="720" w:hanging="720"/>
       </w:pPr>
       <w:r>
-        <w:t xml:space="preserve">Li, W., and Q. Guo. 2013. How to assess the prediction accuracy of species presence-absence models without absence data? </w:t>
+        <w:t xml:space="preserve">Leppi, J. C., D. J. Rinella, R. R. Wilson, W. M. Loya. 2014. Linking climate change projections for an Alaskan watershed to future coho salmon production. </w:t>
       </w:r>
       <w:r>
         <w:rPr>
           <w:i/>
           <w:iCs/>
         </w:rPr>
-        <w:t>Ecography Open Access</w:t>
-      </w:r>
-      <w:r>
-        <w:t xml:space="preserve"> 36(7): 788-799.</w:t>
+        <w:t>Global Change Biology</w:t>
+      </w:r>
+      <w:r>
+        <w:t xml:space="preserve"> 20: 1808-1820.</w:t>
       </w:r>
     </w:p>
     <w:p>
@@ -1221,9 +1403,45 @@
         <w:ind w:left="720" w:hanging="720"/>
       </w:pPr>
       <w:r>
+        <w:t>Mizukami, N., A. J. Newman, J. S. Littell, T. W. Giambelluca, A. W. Wood, E. D. Gutmann, J. J. Hamman, D. R. Gergel, B. Nijssen, M. P. Clark, J. R. Arnold. 2022. New projections of 21</w:t>
+      </w:r>
+      <w:r>
+        <w:rPr>
+          <w:vertAlign w:val="superscript"/>
+        </w:rPr>
+        <w:t>st</w:t>
+      </w:r>
+      <w:r>
+        <w:t xml:space="preserve"> century climate and hydrology for Alaska and Hawai’i. </w:t>
+      </w:r>
+      <w:r>
+        <w:rPr>
+          <w:i/>
+          <w:iCs/>
+        </w:rPr>
+        <w:t>Climate Services</w:t>
+      </w:r>
+      <w:r>
+        <w:t xml:space="preserve"> 27: 15 </w:t>
+      </w:r>
+      <w:proofErr w:type="gramStart"/>
+      <w:r>
+        <w:t>pp</w:t>
+      </w:r>
+      <w:proofErr w:type="gramEnd"/>
+      <w:r>
+        <w:t>.</w:t>
+      </w:r>
+    </w:p>
+    <w:p>
+      <w:pPr>
+        <w:spacing w:line="240" w:lineRule="auto"/>
+        <w:ind w:left="720" w:hanging="720"/>
+      </w:pPr>
+      <w:r>
         <w:t xml:space="preserve">National Park Service. 2025. Olympic National Park, Washington – Coho Salmon. Available at: </w:t>
       </w:r>
-      <w:hyperlink r:id="rId10" w:history="1">
+      <w:hyperlink r:id="rId6" w:history="1">
         <w:r>
           <w:rPr>
             <w:rStyle w:val="Hyperlink"/>
@@ -1251,7 +1469,15 @@
         <w:t>The Behavior and Ecology of Pacific Salmon and Trout, Second Edition.</w:t>
       </w:r>
       <w:r>
-        <w:t xml:space="preserve"> University of Washington Press, 547 pp.</w:t>
+        <w:t xml:space="preserve"> University of Washington Press, 547 </w:t>
+      </w:r>
+      <w:proofErr w:type="gramStart"/>
+      <w:r>
+        <w:t>pp</w:t>
+      </w:r>
+      <w:proofErr w:type="gramEnd"/>
+      <w:r>
+        <w:t>.</w:t>
       </w:r>
     </w:p>
     <w:p>
@@ -1270,7 +1496,15 @@
         <w:t>Ecological Atlas of Southeast Alaska.</w:t>
       </w:r>
       <w:r>
-        <w:t xml:space="preserve"> Audubon Alaska, 228 pp.</w:t>
+        <w:t xml:space="preserve"> Audubon Alaska, 228 </w:t>
+      </w:r>
+      <w:proofErr w:type="gramStart"/>
+      <w:r>
+        <w:t>pp</w:t>
+      </w:r>
+      <w:proofErr w:type="gramEnd"/>
+      <w:r>
+        <w:t>.</w:t>
       </w:r>
     </w:p>
     <w:p>
@@ -1327,7 +1561,31 @@
         <w:t xml:space="preserve">Biogeography and conservation of mammals from the West Sahara-Sahel: an application of ecological niche-based models and GIS. </w:t>
       </w:r>
       <w:r>
-        <w:t xml:space="preserve">Hystrix-Italian Journal of Mammalogy 27(1), 10 pp.  </w:t>
+        <w:t xml:space="preserve">Hystrix-Italian Journal of Mammalogy 27(1), 10 pp. </w:t>
+      </w:r>
+    </w:p>
+    <w:p>
+      <w:pPr>
+        <w:spacing w:line="240" w:lineRule="auto"/>
+        <w:ind w:left="720" w:hanging="720"/>
+      </w:pPr>
+      <w:r>
+        <w:lastRenderedPageBreak/>
+        <w:t xml:space="preserve">U.S. Department of Agriculture. 2025. Climate Hubs – Alaska and a Changing Climate. Available at: </w:t>
+      </w:r>
+      <w:hyperlink r:id="rId7" w:history="1">
+        <w:r>
+          <w:rPr>
+            <w:rStyle w:val="Hyperlink"/>
+          </w:rPr>
+          <w:t>https://www.climatehubs.usda.gov/hubs/northwest/topic/alaska-and-changing-climate</w:t>
+        </w:r>
+      </w:hyperlink>
+      <w:r>
+        <w:t xml:space="preserve"> (accessed October 2, 2025).</w:t>
+      </w:r>
+      <w:r>
+        <w:t xml:space="preserve"> </w:t>
       </w:r>
     </w:p>
     <w:p>
@@ -1357,121 +1615,6 @@
     </w:sectPr>
   </w:body>
 </w:document>
-</file>
-
-<file path=word/comments.xml><?xml version="1.0" encoding="utf-8"?>
-<w:comments xmlns:wpc="http://schemas.microsoft.com/office/word/2010/wordprocessingCanvas" xmlns:cx="http://schemas.microsoft.com/office/drawing/2014/chartex" xmlns:cx1="http://schemas.microsoft.com/office/drawing/2015/9/8/chartex" xmlns:cx2="http://schemas.microsoft.com/office/drawing/2015/10/21/chartex" xmlns:cx3="http://schemas.microsoft.com/office/drawing/2016/5/9/chartex" xmlns:cx4="http://schemas.microsoft.com/office/drawing/2016/5/10/chartex" xmlns:cx5="http://schemas.microsoft.com/office/drawing/2016/5/11/chartex" xmlns:cx6="http://schemas.microsoft.com/office/drawing/2016/5/12/chartex" xmlns:cx7="http://schemas.microsoft.com/office/drawing/2016/5/13/chartex" xmlns:cx8="http://schemas.microsoft.com/office/drawing/2016/5/14/chartex" xmlns:mc="http://schemas.openxmlformats.org/markup-compatibility/2006" xmlns:aink="http://schemas.microsoft.com/office/drawing/2016/ink" xmlns:am3d="http://schemas.microsoft.com/office/drawing/2017/model3d" xmlns:o="urn:schemas-microsoft-com:office:office" xmlns:oel="http://schemas.microsoft.com/office/2019/extlst" xmlns:r="http://schemas.openxmlformats.org/officeDocument/2006/relationships" xmlns:m="http://schemas.openxmlformats.org/officeDocument/2006/math" xmlns:v="urn:schemas-microsoft-com:vml" xmlns:wp14="http://schemas.microsoft.com/office/word/2010/wordprocessingDrawing" xmlns:wp="http://schemas.openxmlformats.org/drawingml/2006/wordprocessingDrawing" xmlns:w10="urn:schemas-microsoft-com:office:word" xmlns:w="http://schemas.openxmlformats.org/wordprocessingml/2006/main" xmlns:w14="http://schemas.microsoft.com/office/word/2010/wordml" xmlns:w15="http://schemas.microsoft.com/office/word/2012/wordml" xmlns:w16cex="http://schemas.microsoft.com/office/word/2018/wordml/cex" xmlns:w16cid="http://schemas.microsoft.com/office/word/2016/wordml/cid" xmlns:w16="http://schemas.microsoft.com/office/word/2018/wordml" xmlns:w16du="http://schemas.microsoft.com/office/word/2023/wordml/word16du" xmlns:w16sdtdh="http://schemas.microsoft.com/office/word/2020/wordml/sdtdatahash" xmlns:w16sdtfl="http://schemas.microsoft.com/office/word/2024/wordml/sdtformatlock" xmlns:w16se="http://schemas.microsoft.com/office/word/2015/wordml/symex" xmlns:wpg="http://schemas.microsoft.com/office/word/2010/wordprocessingGroup" xmlns:wpi="http://schemas.microsoft.com/office/word/2010/wordprocessingInk" xmlns:wne="http://schemas.microsoft.com/office/word/2006/wordml" xmlns:wps="http://schemas.microsoft.com/office/word/2010/wordprocessingShape" mc:Ignorable="w14 w15 w16se w16cid w16 w16cex w16sdtdh w16sdtfl w16du wp14">
-  <w:comment w:id="0" w:author="Brian E McGreal" w:date="2025-09-20T20:04:00Z" w:initials="BM">
-    <w:p>
-      <w:pPr>
-        <w:pStyle w:val="CommentText"/>
-      </w:pPr>
-      <w:r>
-        <w:rPr>
-          <w:rStyle w:val="CommentReference"/>
-        </w:rPr>
-        <w:annotationRef/>
-      </w:r>
-      <w:r>
-        <w:t>Title is NOT final</w:t>
-      </w:r>
-    </w:p>
-  </w:comment>
-  <w:comment w:id="1" w:author="Brian E McGreal" w:date="2025-09-20T20:02:00Z" w:initials="BM">
-    <w:p>
-      <w:pPr>
-        <w:pStyle w:val="CommentText"/>
-      </w:pPr>
-      <w:r>
-        <w:rPr>
-          <w:rStyle w:val="CommentReference"/>
-        </w:rPr>
-        <w:annotationRef/>
-      </w:r>
-      <w:r>
-        <w:t>I want to foreshadow climate stuff somewhere in here. I’d love suggestions on where it might best fit</w:t>
-      </w:r>
-    </w:p>
-  </w:comment>
-  <w:comment w:id="2" w:author="Mark Scheuerell" w:date="2025-09-25T05:36:00Z" w:initials="s">
-    <w:p>
-      <w:pPr>
-        <w:pStyle w:val="CommentText"/>
-      </w:pPr>
-      <w:r>
-        <w:rPr>
-          <w:rStyle w:val="CommentReference"/>
-        </w:rPr>
-        <w:annotationRef/>
-      </w:r>
-      <w:r>
-        <w:t>I think you should open with some statements about climate change from a directional (warmer) and (more) variable viewpoint, and how they’ve likely to affect freshwater systems. I’d then move to discussing how coho, specifically, have evolved to take advantage of fall rain to access habitat, and then finally discussing unusual summer coho.</w:t>
-      </w:r>
-    </w:p>
-  </w:comment>
-  <w:comment w:id="3" w:author="Mark Scheuerell" w:date="2025-09-25T05:41:00Z" w:initials="s">
-    <w:p>
-      <w:pPr>
-        <w:pStyle w:val="CommentText"/>
-      </w:pPr>
-      <w:r>
-        <w:rPr>
-          <w:rStyle w:val="CommentReference"/>
-        </w:rPr>
-        <w:annotationRef/>
-      </w:r>
-      <w:r>
-        <w:t>Overall, I think you’ve got some really good ideas in here, but I would open with climate stuff and then move to salmon.</w:t>
-      </w:r>
-    </w:p>
-  </w:comment>
-  <w:comment w:id="4" w:author="Brian E McGreal" w:date="2025-09-20T20:03:00Z" w:initials="BM">
-    <w:p>
-      <w:pPr>
-        <w:pStyle w:val="CommentText"/>
-      </w:pPr>
-      <w:r>
-        <w:rPr>
-          <w:rStyle w:val="CommentReference"/>
-        </w:rPr>
-        <w:annotationRef/>
-      </w:r>
-      <w:r>
-        <w:t>This is my hope at the moment but I do not have this data. Hoping to hear from Rebecca Bellmore this week</w:t>
-      </w:r>
-    </w:p>
-  </w:comment>
-</w:comments>
-</file>
-
-<file path=word/commentsExtended.xml><?xml version="1.0" encoding="utf-8"?>
-<w15:commentsEx xmlns:wpc="http://schemas.microsoft.com/office/word/2010/wordprocessingCanvas" xmlns:cx="http://schemas.microsoft.com/office/drawing/2014/chartex" xmlns:cx1="http://schemas.microsoft.com/office/drawing/2015/9/8/chartex" xmlns:cx2="http://schemas.microsoft.com/office/drawing/2015/10/21/chartex" xmlns:cx3="http://schemas.microsoft.com/office/drawing/2016/5/9/chartex" xmlns:cx4="http://schemas.microsoft.com/office/drawing/2016/5/10/chartex" xmlns:cx5="http://schemas.microsoft.com/office/drawing/2016/5/11/chartex" xmlns:cx6="http://schemas.microsoft.com/office/drawing/2016/5/12/chartex" xmlns:cx7="http://schemas.microsoft.com/office/drawing/2016/5/13/chartex" xmlns:cx8="http://schemas.microsoft.com/office/drawing/2016/5/14/chartex" xmlns:mc="http://schemas.openxmlformats.org/markup-compatibility/2006" xmlns:aink="http://schemas.microsoft.com/office/drawing/2016/ink" xmlns:am3d="http://schemas.microsoft.com/office/drawing/2017/model3d" xmlns:o="urn:schemas-microsoft-com:office:office" xmlns:oel="http://schemas.microsoft.com/office/2019/extlst" xmlns:r="http://schemas.openxmlformats.org/officeDocument/2006/relationships" xmlns:m="http://schemas.openxmlformats.org/officeDocument/2006/math" xmlns:v="urn:schemas-microsoft-com:vml" xmlns:wp14="http://schemas.microsoft.com/office/word/2010/wordprocessingDrawing" xmlns:wp="http://schemas.openxmlformats.org/drawingml/2006/wordprocessingDrawing" xmlns:w10="urn:schemas-microsoft-com:office:word" xmlns:w="http://schemas.openxmlformats.org/wordprocessingml/2006/main" xmlns:w14="http://schemas.microsoft.com/office/word/2010/wordml" xmlns:w15="http://schemas.microsoft.com/office/word/2012/wordml" xmlns:w16cex="http://schemas.microsoft.com/office/word/2018/wordml/cex" xmlns:w16cid="http://schemas.microsoft.com/office/word/2016/wordml/cid" xmlns:w16="http://schemas.microsoft.com/office/word/2018/wordml" xmlns:w16du="http://schemas.microsoft.com/office/word/2023/wordml/word16du" xmlns:w16sdtdh="http://schemas.microsoft.com/office/word/2020/wordml/sdtdatahash" xmlns:w16sdtfl="http://schemas.microsoft.com/office/word/2024/wordml/sdtformatlock" xmlns:w16se="http://schemas.microsoft.com/office/word/2015/wordml/symex" xmlns:wpg="http://schemas.microsoft.com/office/word/2010/wordprocessingGroup" xmlns:wpi="http://schemas.microsoft.com/office/word/2010/wordprocessingInk" xmlns:wne="http://schemas.microsoft.com/office/word/2006/wordml" xmlns:wps="http://schemas.microsoft.com/office/word/2010/wordprocessingShape" mc:Ignorable="w14 w15 w16se w16cid w16 w16cex w16sdtdh w16sdtfl w16du wp14">
-  <w15:commentEx w15:paraId="1F0CC754" w15:done="0"/>
-  <w15:commentEx w15:paraId="66460708" w15:done="0"/>
-  <w15:commentEx w15:paraId="4AAF4435" w15:paraIdParent="66460708" w15:done="0"/>
-  <w15:commentEx w15:paraId="70B2A09F" w15:paraIdParent="66460708" w15:done="0"/>
-  <w15:commentEx w15:paraId="26A0C4F2" w15:done="0"/>
-</w15:commentsEx>
-</file>
-
-<file path=word/commentsExtensible.xml><?xml version="1.0" encoding="utf-8"?>
-<w16cex:commentsExtensible xmlns:wpc="http://schemas.microsoft.com/office/word/2010/wordprocessingCanvas" xmlns:cx="http://schemas.microsoft.com/office/drawing/2014/chartex" xmlns:cx1="http://schemas.microsoft.com/office/drawing/2015/9/8/chartex" xmlns:cx2="http://schemas.microsoft.com/office/drawing/2015/10/21/chartex" xmlns:cx3="http://schemas.microsoft.com/office/drawing/2016/5/9/chartex" xmlns:cx4="http://schemas.microsoft.com/office/drawing/2016/5/10/chartex" xmlns:cx5="http://schemas.microsoft.com/office/drawing/2016/5/11/chartex" xmlns:cx6="http://schemas.microsoft.com/office/drawing/2016/5/12/chartex" xmlns:cx7="http://schemas.microsoft.com/office/drawing/2016/5/13/chartex" xmlns:cx8="http://schemas.microsoft.com/office/drawing/2016/5/14/chartex" xmlns:cr="http://schemas.microsoft.com/office/comments/2020/reactions" xmlns:mc="http://schemas.openxmlformats.org/markup-compatibility/2006" xmlns:aink="http://schemas.microsoft.com/office/drawing/2016/ink" xmlns:am3d="http://schemas.microsoft.com/office/drawing/2017/model3d" xmlns:o="urn:schemas-microsoft-com:office:office" xmlns:oel="http://schemas.microsoft.com/office/2019/extlst" xmlns:r="http://schemas.openxmlformats.org/officeDocument/2006/relationships" xmlns:m="http://schemas.openxmlformats.org/officeDocument/2006/math" xmlns:v="urn:schemas-microsoft-com:vml" xmlns:wp14="http://schemas.microsoft.com/office/word/2010/wordprocessingDrawing" xmlns:wp="http://schemas.openxmlformats.org/drawingml/2006/wordprocessingDrawing" xmlns:w10="urn:schemas-microsoft-com:office:word" xmlns:w="http://schemas.openxmlformats.org/wordprocessingml/2006/main" xmlns:w14="http://schemas.microsoft.com/office/word/2010/wordml" xmlns:w15="http://schemas.microsoft.com/office/word/2012/wordml" xmlns:w16cex="http://schemas.microsoft.com/office/word/2018/wordml/cex" xmlns:w16cid="http://schemas.microsoft.com/office/word/2016/wordml/cid" xmlns:w16="http://schemas.microsoft.com/office/word/2018/wordml" xmlns:w16du="http://schemas.microsoft.com/office/word/2023/wordml/word16du" xmlns:w16sdtdh="http://schemas.microsoft.com/office/word/2020/wordml/sdtdatahash" xmlns:w16sdtfl="http://schemas.microsoft.com/office/word/2024/wordml/sdtformatlock" xmlns:w16se="http://schemas.microsoft.com/office/word/2015/wordml/symex" xmlns:wpg="http://schemas.microsoft.com/office/word/2010/wordprocessingGroup" xmlns:wpi="http://schemas.microsoft.com/office/word/2010/wordprocessingInk" xmlns:wne="http://schemas.microsoft.com/office/word/2006/wordml" xmlns:wps="http://schemas.microsoft.com/office/word/2010/wordprocessingShape" mc:Ignorable="w14 w15 w16se w16cid w16 w16cex w16sdtdh w16sdtfl cr w16du wp14">
-  <w16cex:commentExtensible w16cex:durableId="41931F79" w16cex:dateUtc="2025-09-21T03:04:00Z"/>
-  <w16cex:commentExtensible w16cex:durableId="7EA71693" w16cex:dateUtc="2025-09-21T03:02:00Z"/>
-  <w16cex:commentExtensible w16cex:durableId="265F7ECA" w16cex:dateUtc="2025-09-25T12:36:00Z"/>
-  <w16cex:commentExtensible w16cex:durableId="638A71DD" w16cex:dateUtc="2025-09-25T12:41:00Z"/>
-  <w16cex:commentExtensible w16cex:durableId="52EA0F70" w16cex:dateUtc="2025-09-21T03:03:00Z"/>
-</w16cex:commentsExtensible>
-</file>
-
-<file path=word/commentsIds.xml><?xml version="1.0" encoding="utf-8"?>
-<w16cid:commentsIds xmlns:wpc="http://schemas.microsoft.com/office/word/2010/wordprocessingCanvas" xmlns:cx="http://schemas.microsoft.com/office/drawing/2014/chartex" xmlns:cx1="http://schemas.microsoft.com/office/drawing/2015/9/8/chartex" xmlns:cx2="http://schemas.microsoft.com/office/drawing/2015/10/21/chartex" xmlns:cx3="http://schemas.microsoft.com/office/drawing/2016/5/9/chartex" xmlns:cx4="http://schemas.microsoft.com/office/drawing/2016/5/10/chartex" xmlns:cx5="http://schemas.microsoft.com/office/drawing/2016/5/11/chartex" xmlns:cx6="http://schemas.microsoft.com/office/drawing/2016/5/12/chartex" xmlns:cx7="http://schemas.microsoft.com/office/drawing/2016/5/13/chartex" xmlns:cx8="http://schemas.microsoft.com/office/drawing/2016/5/14/chartex" xmlns:mc="http://schemas.openxmlformats.org/markup-compatibility/2006" xmlns:aink="http://schemas.microsoft.com/office/drawing/2016/ink" xmlns:am3d="http://schemas.microsoft.com/office/drawing/2017/model3d" xmlns:o="urn:schemas-microsoft-com:office:office" xmlns:oel="http://schemas.microsoft.com/office/2019/extlst" xmlns:r="http://schemas.openxmlformats.org/officeDocument/2006/relationships" xmlns:m="http://schemas.openxmlformats.org/officeDocument/2006/math" xmlns:v="urn:schemas-microsoft-com:vml" xmlns:wp14="http://schemas.microsoft.com/office/word/2010/wordprocessingDrawing" xmlns:wp="http://schemas.openxmlformats.org/drawingml/2006/wordprocessingDrawing" xmlns:w10="urn:schemas-microsoft-com:office:word" xmlns:w="http://schemas.openxmlformats.org/wordprocessingml/2006/main" xmlns:w14="http://schemas.microsoft.com/office/word/2010/wordml" xmlns:w15="http://schemas.microsoft.com/office/word/2012/wordml" xmlns:w16cex="http://schemas.microsoft.com/office/word/2018/wordml/cex" xmlns:w16cid="http://schemas.microsoft.com/office/word/2016/wordml/cid" xmlns:w16="http://schemas.microsoft.com/office/word/2018/wordml" xmlns:w16du="http://schemas.microsoft.com/office/word/2023/wordml/word16du" xmlns:w16sdtdh="http://schemas.microsoft.com/office/word/2020/wordml/sdtdatahash" xmlns:w16sdtfl="http://schemas.microsoft.com/office/word/2024/wordml/sdtformatlock" xmlns:w16se="http://schemas.microsoft.com/office/word/2015/wordml/symex" xmlns:wpg="http://schemas.microsoft.com/office/word/2010/wordprocessingGroup" xmlns:wpi="http://schemas.microsoft.com/office/word/2010/wordprocessingInk" xmlns:wne="http://schemas.microsoft.com/office/word/2006/wordml" xmlns:wps="http://schemas.microsoft.com/office/word/2010/wordprocessingShape" mc:Ignorable="w14 w15 w16se w16cid w16 w16cex w16sdtdh w16sdtfl w16du wp14">
-  <w16cid:commentId w16cid:paraId="1F0CC754" w16cid:durableId="41931F79"/>
-  <w16cid:commentId w16cid:paraId="66460708" w16cid:durableId="7EA71693"/>
-  <w16cid:commentId w16cid:paraId="4AAF4435" w16cid:durableId="265F7ECA"/>
-  <w16cid:commentId w16cid:paraId="70B2A09F" w16cid:durableId="638A71DD"/>
-  <w16cid:commentId w16cid:paraId="26A0C4F2" w16cid:durableId="52EA0F70"/>
-</w16cid:commentsIds>
 </file>
 
 <file path=word/numbering.xml><?xml version="1.0" encoding="utf-8"?>
@@ -1771,17 +1914,6 @@
     <w:abstractNumId w:val="0"/>
   </w:num>
 </w:numbering>
-</file>
-
-<file path=word/people.xml><?xml version="1.0" encoding="utf-8"?>
-<w15:people xmlns:wpc="http://schemas.microsoft.com/office/word/2010/wordprocessingCanvas" xmlns:cx="http://schemas.microsoft.com/office/drawing/2014/chartex" xmlns:cx1="http://schemas.microsoft.com/office/drawing/2015/9/8/chartex" xmlns:cx2="http://schemas.microsoft.com/office/drawing/2015/10/21/chartex" xmlns:cx3="http://schemas.microsoft.com/office/drawing/2016/5/9/chartex" xmlns:cx4="http://schemas.microsoft.com/office/drawing/2016/5/10/chartex" xmlns:cx5="http://schemas.microsoft.com/office/drawing/2016/5/11/chartex" xmlns:cx6="http://schemas.microsoft.com/office/drawing/2016/5/12/chartex" xmlns:cx7="http://schemas.microsoft.com/office/drawing/2016/5/13/chartex" xmlns:cx8="http://schemas.microsoft.com/office/drawing/2016/5/14/chartex" xmlns:mc="http://schemas.openxmlformats.org/markup-compatibility/2006" xmlns:aink="http://schemas.microsoft.com/office/drawing/2016/ink" xmlns:am3d="http://schemas.microsoft.com/office/drawing/2017/model3d" xmlns:o="urn:schemas-microsoft-com:office:office" xmlns:oel="http://schemas.microsoft.com/office/2019/extlst" xmlns:r="http://schemas.openxmlformats.org/officeDocument/2006/relationships" xmlns:m="http://schemas.openxmlformats.org/officeDocument/2006/math" xmlns:v="urn:schemas-microsoft-com:vml" xmlns:wp14="http://schemas.microsoft.com/office/word/2010/wordprocessingDrawing" xmlns:wp="http://schemas.openxmlformats.org/drawingml/2006/wordprocessingDrawing" xmlns:w10="urn:schemas-microsoft-com:office:word" xmlns:w="http://schemas.openxmlformats.org/wordprocessingml/2006/main" xmlns:w14="http://schemas.microsoft.com/office/word/2010/wordml" xmlns:w15="http://schemas.microsoft.com/office/word/2012/wordml" xmlns:w16cex="http://schemas.microsoft.com/office/word/2018/wordml/cex" xmlns:w16cid="http://schemas.microsoft.com/office/word/2016/wordml/cid" xmlns:w16="http://schemas.microsoft.com/office/word/2018/wordml" xmlns:w16du="http://schemas.microsoft.com/office/word/2023/wordml/word16du" xmlns:w16sdtdh="http://schemas.microsoft.com/office/word/2020/wordml/sdtdatahash" xmlns:w16sdtfl="http://schemas.microsoft.com/office/word/2024/wordml/sdtformatlock" xmlns:w16se="http://schemas.microsoft.com/office/word/2015/wordml/symex" xmlns:wpg="http://schemas.microsoft.com/office/word/2010/wordprocessingGroup" xmlns:wpi="http://schemas.microsoft.com/office/word/2010/wordprocessingInk" xmlns:wne="http://schemas.microsoft.com/office/word/2006/wordml" xmlns:wps="http://schemas.microsoft.com/office/word/2010/wordprocessingShape" mc:Ignorable="w14 w15 w16se w16cid w16 w16cex w16sdtdh w16sdtfl w16du wp14">
-  <w15:person w15:author="Brian E McGreal">
-    <w15:presenceInfo w15:providerId="AD" w15:userId="S::bmcgreal@uw.edu::500ccbb3-e957-4a38-850c-c0c2fd4a68d5"/>
-  </w15:person>
-  <w15:person w15:author="Mark Scheuerell">
-    <w15:presenceInfo w15:providerId="AD" w15:userId="S::scheuerl@uw.edu::e5f041e9-888e-425f-b2ff-0ef18f5f5e6d"/>
-  </w15:person>
-</w15:people>
 </file>
 
 <file path=word/styles.xml><?xml version="1.0" encoding="utf-8"?>
@@ -2808,6 +2940,18 @@
       <w:spacing w:after="0" w:line="240" w:lineRule="auto"/>
     </w:pPr>
   </w:style>
+  <w:style w:type="character" w:styleId="UnresolvedMention">
+    <w:name w:val="Unresolved Mention"/>
+    <w:basedOn w:val="DefaultParagraphFont"/>
+    <w:uiPriority w:val="99"/>
+    <w:semiHidden/>
+    <w:unhideWhenUsed/>
+    <w:rsid w:val="00284847"/>
+    <w:rPr>
+      <w:color w:val="605E5C"/>
+      <w:shd w:val="clear" w:color="auto" w:fill="E1DFDD"/>
+    </w:rPr>
+  </w:style>
 </w:styles>
 </file>
 
